--- a/sba_application/02_use_of_funds/Equity_Injection_and_SBA_Structure_MEMO.docx
+++ b/sba_application/02_use_of_funds/Equity_Injection_and_SBA_Structure_MEMO.docx
@@ -377,6 +377,423 @@
           <w:sz w:val="21"/>
         </w:rPr>
         <w:t>SOP 50 10 8 requires a minimum equity injection of at least 10% of total project cost for a complete change of ownership - here, $105,000. The transaction injects $250,000 of cash equity (23.8% of project cost), comfortably above the floor. The injection is non-borrowed cash, verified by the investor's bank / brokerage statements and the capital-contribution wire into the company's account, with funds seasoned in the contributor's account (lender to retain 30+ days of statements per the SOP verification standard).</w:t>
+      </w:r>
+    </w:p>
+    <w:p>
+      <w:r>
+        <w:rPr>
+          <w:b/>
+          <w:color w:val="1F3864"/>
+          <w:sz w:val="23"/>
+        </w:rPr>
+        <w:t>1a. Contribution status and schedule</w:t>
+      </w:r>
+    </w:p>
+    <w:p>
+      <w:r>
+        <w:rPr>
+          <w:b w:val="0"/>
+          <w:i w:val="0"/>
+          <w:sz w:val="21"/>
+        </w:rPr>
+        <w:t>The injection is being contributed in tranches to the borrower's Mercury (Column N.A.) operating account ending 1275. As of the date of this memo:</w:t>
+      </w:r>
+    </w:p>
+    <w:tbl>
+      <w:tblPr>
+        <w:tblStyle w:val="LightGrid-Accent1"/>
+        <w:tblW w:type="auto" w:w="0"/>
+        <w:jc w:val="left"/>
+        <w:tblLook w:firstColumn="1" w:firstRow="1" w:lastColumn="0" w:lastRow="0" w:noHBand="0" w:noVBand="1" w:val="04A0"/>
+      </w:tblPr>
+      <w:tblGrid>
+        <w:gridCol w:w="1728"/>
+        <w:gridCol w:w="1728"/>
+        <w:gridCol w:w="1728"/>
+        <w:gridCol w:w="1728"/>
+        <w:gridCol w:w="1728"/>
+      </w:tblGrid>
+      <w:tr>
+        <w:tc>
+          <w:tcPr>
+            <w:tcW w:type="dxa" w:w="1152"/>
+          </w:tcPr>
+          <w:p>
+            <w:r/>
+            <w:r>
+              <w:rPr>
+                <w:b/>
+                <w:sz w:val="19"/>
+              </w:rPr>
+              <w:t>Tranche</w:t>
+            </w:r>
+          </w:p>
+        </w:tc>
+        <w:tc>
+          <w:tcPr>
+            <w:tcW w:type="dxa" w:w="1728"/>
+          </w:tcPr>
+          <w:p>
+            <w:r/>
+            <w:r>
+              <w:rPr>
+                <w:b/>
+                <w:sz w:val="19"/>
+              </w:rPr>
+              <w:t>Date</w:t>
+            </w:r>
+          </w:p>
+        </w:tc>
+        <w:tc>
+          <w:tcPr>
+            <w:tcW w:type="dxa" w:w="1728"/>
+          </w:tcPr>
+          <w:p>
+            <w:r/>
+            <w:r>
+              <w:rPr>
+                <w:b/>
+                <w:sz w:val="19"/>
+              </w:rPr>
+              <w:t>Amount</w:t>
+            </w:r>
+          </w:p>
+        </w:tc>
+        <w:tc>
+          <w:tcPr>
+            <w:tcW w:type="dxa" w:w="2880"/>
+          </w:tcPr>
+          <w:p>
+            <w:r/>
+            <w:r>
+              <w:rPr>
+                <w:b/>
+                <w:sz w:val="19"/>
+              </w:rPr>
+              <w:t>Method</w:t>
+            </w:r>
+          </w:p>
+        </w:tc>
+        <w:tc>
+          <w:tcPr>
+            <w:tcW w:type="dxa" w:w="2304"/>
+          </w:tcPr>
+          <w:p>
+            <w:r/>
+            <w:r>
+              <w:rPr>
+                <w:b/>
+                <w:sz w:val="19"/>
+              </w:rPr>
+              <w:t>Status</w:t>
+            </w:r>
+          </w:p>
+        </w:tc>
+      </w:tr>
+      <w:tr>
+        <w:tc>
+          <w:tcPr>
+            <w:tcW w:type="dxa" w:w="1152"/>
+          </w:tcPr>
+          <w:p>
+            <w:r/>
+            <w:r>
+              <w:rPr>
+                <w:sz w:val="19"/>
+              </w:rPr>
+              <w:t>1 of 3</w:t>
+            </w:r>
+          </w:p>
+        </w:tc>
+        <w:tc>
+          <w:tcPr>
+            <w:tcW w:type="dxa" w:w="1728"/>
+          </w:tcPr>
+          <w:p>
+            <w:r/>
+            <w:r>
+              <w:rPr>
+                <w:sz w:val="19"/>
+              </w:rPr>
+              <w:t>May 7, 2026</w:t>
+            </w:r>
+          </w:p>
+        </w:tc>
+        <w:tc>
+          <w:tcPr>
+            <w:tcW w:type="dxa" w:w="1728"/>
+          </w:tcPr>
+          <w:p>
+            <w:r/>
+            <w:r>
+              <w:rPr>
+                <w:sz w:val="19"/>
+              </w:rPr>
+              <w:t>$100,000</w:t>
+            </w:r>
+          </w:p>
+        </w:tc>
+        <w:tc>
+          <w:tcPr>
+            <w:tcW w:type="dxa" w:w="2880"/>
+          </w:tcPr>
+          <w:p>
+            <w:r/>
+            <w:r>
+              <w:rPr>
+                <w:sz w:val="19"/>
+              </w:rPr>
+              <w:t>Wire from James Bullard</w:t>
+            </w:r>
+          </w:p>
+        </w:tc>
+        <w:tc>
+          <w:tcPr>
+            <w:tcW w:type="dxa" w:w="2304"/>
+          </w:tcPr>
+          <w:p>
+            <w:r/>
+            <w:r>
+              <w:rPr>
+                <w:sz w:val="19"/>
+              </w:rPr>
+              <w:t>RECEIVED - in account</w:t>
+            </w:r>
+          </w:p>
+        </w:tc>
+      </w:tr>
+      <w:tr>
+        <w:tc>
+          <w:tcPr>
+            <w:tcW w:type="dxa" w:w="1152"/>
+          </w:tcPr>
+          <w:p>
+            <w:r/>
+            <w:r>
+              <w:rPr>
+                <w:sz w:val="19"/>
+              </w:rPr>
+              <w:t>2 of 3</w:t>
+            </w:r>
+          </w:p>
+        </w:tc>
+        <w:tc>
+          <w:tcPr>
+            <w:tcW w:type="dxa" w:w="1728"/>
+          </w:tcPr>
+          <w:p>
+            <w:r/>
+            <w:r>
+              <w:rPr>
+                <w:sz w:val="19"/>
+              </w:rPr>
+              <w:t>June 2026</w:t>
+            </w:r>
+          </w:p>
+        </w:tc>
+        <w:tc>
+          <w:tcPr>
+            <w:tcW w:type="dxa" w:w="1728"/>
+          </w:tcPr>
+          <w:p>
+            <w:r/>
+            <w:r>
+              <w:rPr>
+                <w:sz w:val="19"/>
+              </w:rPr>
+              <w:t>(scheduled)</w:t>
+            </w:r>
+          </w:p>
+        </w:tc>
+        <w:tc>
+          <w:tcPr>
+            <w:tcW w:type="dxa" w:w="2880"/>
+          </w:tcPr>
+          <w:p>
+            <w:r/>
+            <w:r>
+              <w:rPr>
+                <w:sz w:val="19"/>
+              </w:rPr>
+              <w:t>Wire from James Bullard</w:t>
+            </w:r>
+          </w:p>
+        </w:tc>
+        <w:tc>
+          <w:tcPr>
+            <w:tcW w:type="dxa" w:w="2304"/>
+          </w:tcPr>
+          <w:p>
+            <w:r/>
+            <w:r>
+              <w:rPr>
+                <w:sz w:val="19"/>
+              </w:rPr>
+              <w:t>Committed</w:t>
+            </w:r>
+          </w:p>
+        </w:tc>
+      </w:tr>
+      <w:tr>
+        <w:tc>
+          <w:tcPr>
+            <w:tcW w:type="dxa" w:w="1152"/>
+          </w:tcPr>
+          <w:p>
+            <w:r/>
+            <w:r>
+              <w:rPr>
+                <w:sz w:val="19"/>
+              </w:rPr>
+              <w:t>3 of 3</w:t>
+            </w:r>
+          </w:p>
+        </w:tc>
+        <w:tc>
+          <w:tcPr>
+            <w:tcW w:type="dxa" w:w="1728"/>
+          </w:tcPr>
+          <w:p>
+            <w:r/>
+            <w:r>
+              <w:rPr>
+                <w:sz w:val="19"/>
+              </w:rPr>
+              <w:t>July 2026</w:t>
+            </w:r>
+          </w:p>
+        </w:tc>
+        <w:tc>
+          <w:tcPr>
+            <w:tcW w:type="dxa" w:w="1728"/>
+          </w:tcPr>
+          <w:p>
+            <w:r/>
+            <w:r>
+              <w:rPr>
+                <w:sz w:val="19"/>
+              </w:rPr>
+              <w:t>(scheduled)</w:t>
+            </w:r>
+          </w:p>
+        </w:tc>
+        <w:tc>
+          <w:tcPr>
+            <w:tcW w:type="dxa" w:w="2880"/>
+          </w:tcPr>
+          <w:p>
+            <w:r/>
+            <w:r>
+              <w:rPr>
+                <w:sz w:val="19"/>
+              </w:rPr>
+              <w:t>Wire from James Bullard</w:t>
+            </w:r>
+          </w:p>
+        </w:tc>
+        <w:tc>
+          <w:tcPr>
+            <w:tcW w:type="dxa" w:w="2304"/>
+          </w:tcPr>
+          <w:p>
+            <w:r/>
+            <w:r>
+              <w:rPr>
+                <w:sz w:val="19"/>
+              </w:rPr>
+              <w:t>Committed</w:t>
+            </w:r>
+          </w:p>
+        </w:tc>
+      </w:tr>
+      <w:tr>
+        <w:tc>
+          <w:tcPr>
+            <w:tcW w:type="dxa" w:w="1152"/>
+          </w:tcPr>
+          <w:p>
+            <w:r/>
+            <w:r>
+              <w:rPr>
+                <w:sz w:val="19"/>
+              </w:rPr>
+              <w:t>Total</w:t>
+            </w:r>
+          </w:p>
+        </w:tc>
+        <w:tc>
+          <w:tcPr>
+            <w:tcW w:type="dxa" w:w="1728"/>
+          </w:tcPr>
+          <w:p>
+            <w:r/>
+            <w:r>
+              <w:rPr>
+                <w:sz w:val="19"/>
+              </w:rPr>
+            </w:r>
+          </w:p>
+        </w:tc>
+        <w:tc>
+          <w:tcPr>
+            <w:tcW w:type="dxa" w:w="1728"/>
+          </w:tcPr>
+          <w:p>
+            <w:r/>
+            <w:r>
+              <w:rPr>
+                <w:sz w:val="19"/>
+              </w:rPr>
+              <w:t>$250,000</w:t>
+            </w:r>
+          </w:p>
+        </w:tc>
+        <w:tc>
+          <w:tcPr>
+            <w:tcW w:type="dxa" w:w="2880"/>
+          </w:tcPr>
+          <w:p>
+            <w:r/>
+            <w:r>
+              <w:rPr>
+                <w:sz w:val="19"/>
+              </w:rPr>
+            </w:r>
+          </w:p>
+        </w:tc>
+        <w:tc>
+          <w:tcPr>
+            <w:tcW w:type="dxa" w:w="2304"/>
+          </w:tcPr>
+          <w:p>
+            <w:r/>
+            <w:r>
+              <w:rPr>
+                <w:sz w:val="19"/>
+              </w:rPr>
+            </w:r>
+          </w:p>
+        </w:tc>
+      </w:tr>
+    </w:tbl>
+    <w:p>
+      <w:r>
+        <w:rPr>
+          <w:b w:val="0"/>
+          <w:i/>
+          <w:sz w:val="19"/>
+        </w:rPr>
+        <w:t>Evidence on file: Mercury account balance and transaction record dated June 3, 2026 showing the May 7, 2026 incoming wire of $100,000 from JIM BULLARD with the $100,000 balance still held (only de-minimis Gusto payroll-test ACH activity since). Source-of-funds statements in Mr. Bullard's name covering the 30+ days prior to each wire will be retained for each tranche per SOP 50 10 8.</w:t>
+      </w:r>
+    </w:p>
+    <w:p>
+      <w:r>
+        <w:rPr>
+          <w:b w:val="0"/>
+          <w:i/>
+          <w:sz w:val="19"/>
+        </w:rPr>
+        <w:t>Closing timing: SOP 50 10 8 requires the full equity injection to be on deposit at or before SBA loan disbursement. Either (a) SBA closing/disbursement is scheduled after the July tranche lands, or (b) a disbursement holdback is established equal to any un-funded balance at closing. The borrower can also accelerate tranches 2 and 3 if a faster close is preferred.</w:t>
       </w:r>
     </w:p>
     <w:p>

--- a/sba_application/02_use_of_funds/Equity_Injection_and_SBA_Structure_MEMO.docx
+++ b/sba_application/02_use_of_funds/Equity_Injection_and_SBA_Structure_MEMO.docx
@@ -793,7 +793,7 @@
           <w:i/>
           <w:sz w:val="19"/>
         </w:rPr>
-        <w:t>Closing timing: SOP 50 10 8 requires the full equity injection to be on deposit at or before SBA loan disbursement. Either (a) SBA closing/disbursement is scheduled after the July tranche lands, or (b) a disbursement holdback is established equal to any un-funded balance at closing. The borrower can also accelerate tranches 2 and 3 if a faster close is preferred.</w:t>
+        <w:t>Closing timing: SBA closing and disbursement are scheduled to occur AFTER the July 2026 equity tranche lands, so the full $250,000 will be on deposit at the time of SBA loan disbursement, in compliance with SOP 50 10 8. No disbursement holdback is required, and no acceleration of tranches 2 and 3 is sought.</w:t>
       </w:r>
     </w:p>
     <w:p>
@@ -881,13 +881,13 @@
                 <w:b/>
                 <w:sz w:val="19"/>
               </w:rPr>
-              <w:t>Owner</w:t>
+              <w:t>Owner / interest holder</w:t>
             </w:r>
           </w:p>
         </w:tc>
         <w:tc>
           <w:tcPr>
-            <w:tcW w:type="dxa" w:w="1440"/>
+            <w:tcW w:type="dxa" w:w="2304"/>
           </w:tcPr>
           <w:p>
             <w:r/>
@@ -917,7 +917,7 @@
         </w:tc>
         <w:tc>
           <w:tcPr>
-            <w:tcW w:type="dxa" w:w="3744"/>
+            <w:tcW w:type="dxa" w:w="2880"/>
           </w:tcPr>
           <w:p>
             <w:r/>
@@ -942,13 +942,13 @@
               <w:rPr>
                 <w:sz w:val="19"/>
               </w:rPr>
-              <w:t>Adeline &amp; Lilah, LLC (Geoff Schackmann)</w:t>
+              <w:t>Adeline &amp; Lilah, LLC (entity holding 39.9%)</w:t>
             </w:r>
           </w:p>
         </w:tc>
         <w:tc>
           <w:tcPr>
-            <w:tcW w:type="dxa" w:w="1440"/>
+            <w:tcW w:type="dxa" w:w="2304"/>
           </w:tcPr>
           <w:p>
             <w:r/>
@@ -956,7 +956,7 @@
               <w:rPr>
                 <w:sz w:val="19"/>
               </w:rPr>
-              <w:t>39.9%</w:t>
+              <w:t>39.9% direct</w:t>
             </w:r>
           </w:p>
         </w:tc>
@@ -976,7 +976,7 @@
         </w:tc>
         <w:tc>
           <w:tcPr>
-            <w:tcW w:type="dxa" w:w="3744"/>
+            <w:tcW w:type="dxa" w:w="2880"/>
           </w:tcPr>
           <w:p>
             <w:r/>
@@ -984,7 +984,7 @@
               <w:rPr>
                 <w:sz w:val="19"/>
               </w:rPr>
-              <w:t>Required - provided</w:t>
+              <w:t>Entity disclosed</w:t>
             </w:r>
           </w:p>
         </w:tc>
@@ -1000,13 +1000,129 @@
               <w:rPr>
                 <w:sz w:val="19"/>
               </w:rPr>
-              <w:t>James Bullard (passive investor)</w:t>
+              <w:t xml:space="preserve">  - Geoff Schackmann (50% of A&amp;L; sole Manager)</w:t>
             </w:r>
           </w:p>
         </w:tc>
         <w:tc>
           <w:tcPr>
-            <w:tcW w:type="dxa" w:w="1440"/>
+            <w:tcW w:type="dxa" w:w="2304"/>
+          </w:tcPr>
+          <w:p>
+            <w:r/>
+            <w:r>
+              <w:rPr>
+                <w:sz w:val="19"/>
+              </w:rPr>
+              <w:t>19.95% indirect; controls A&amp;L block</w:t>
+            </w:r>
+          </w:p>
+        </w:tc>
+        <w:tc>
+          <w:tcPr>
+            <w:tcW w:type="dxa" w:w="1152"/>
+          </w:tcPr>
+          <w:p>
+            <w:r/>
+            <w:r>
+              <w:rPr>
+                <w:sz w:val="19"/>
+              </w:rPr>
+              <w:t>Yes (by control)</w:t>
+            </w:r>
+          </w:p>
+        </w:tc>
+        <w:tc>
+          <w:tcPr>
+            <w:tcW w:type="dxa" w:w="2880"/>
+          </w:tcPr>
+          <w:p>
+            <w:r/>
+            <w:r>
+              <w:rPr>
+                <w:sz w:val="19"/>
+              </w:rPr>
+              <w:t>Required - provided as the sole 20%+ controlling owner</w:t>
+            </w:r>
+          </w:p>
+        </w:tc>
+      </w:tr>
+      <w:tr>
+        <w:tc>
+          <w:tcPr>
+            <w:tcW w:type="dxa" w:w="4032"/>
+          </w:tcPr>
+          <w:p>
+            <w:r/>
+            <w:r>
+              <w:rPr>
+                <w:sz w:val="19"/>
+              </w:rPr>
+              <w:t xml:space="preserve">  - Mary Elizabeth Burcham (50% of A&amp;L; passive)</w:t>
+            </w:r>
+          </w:p>
+        </w:tc>
+        <w:tc>
+          <w:tcPr>
+            <w:tcW w:type="dxa" w:w="2304"/>
+          </w:tcPr>
+          <w:p>
+            <w:r/>
+            <w:r>
+              <w:rPr>
+                <w:sz w:val="19"/>
+              </w:rPr>
+              <w:t>19.95% indirect</w:t>
+            </w:r>
+          </w:p>
+        </w:tc>
+        <w:tc>
+          <w:tcPr>
+            <w:tcW w:type="dxa" w:w="1152"/>
+          </w:tcPr>
+          <w:p>
+            <w:r/>
+            <w:r>
+              <w:rPr>
+                <w:sz w:val="19"/>
+              </w:rPr>
+              <w:t>No (under 20%; no control)</w:t>
+            </w:r>
+          </w:p>
+        </w:tc>
+        <w:tc>
+          <w:tcPr>
+            <w:tcW w:type="dxa" w:w="2880"/>
+          </w:tcPr>
+          <w:p>
+            <w:r/>
+            <w:r>
+              <w:rPr>
+                <w:sz w:val="19"/>
+              </w:rPr>
+              <w:t>Not required; signs spouse acknowledgement/consent at close</w:t>
+            </w:r>
+          </w:p>
+        </w:tc>
+      </w:tr>
+      <w:tr>
+        <w:tc>
+          <w:tcPr>
+            <w:tcW w:type="dxa" w:w="4032"/>
+          </w:tcPr>
+          <w:p>
+            <w:r/>
+            <w:r>
+              <w:rPr>
+                <w:sz w:val="19"/>
+              </w:rPr>
+              <w:t>James Bullard (passive investor, direct)</w:t>
+            </w:r>
+          </w:p>
+        </w:tc>
+        <w:tc>
+          <w:tcPr>
+            <w:tcW w:type="dxa" w:w="2304"/>
           </w:tcPr>
           <w:p>
             <w:r/>
@@ -1034,7 +1150,7 @@
         </w:tc>
         <w:tc>
           <w:tcPr>
-            <w:tcW w:type="dxa" w:w="3744"/>
+            <w:tcW w:type="dxa" w:w="2880"/>
           </w:tcPr>
           <w:p>
             <w:r/>
@@ -1064,7 +1180,7 @@
         </w:tc>
         <w:tc>
           <w:tcPr>
-            <w:tcW w:type="dxa" w:w="1440"/>
+            <w:tcW w:type="dxa" w:w="2304"/>
           </w:tcPr>
           <w:p>
             <w:r/>
@@ -1072,7 +1188,7 @@
               <w:rPr>
                 <w:sz w:val="19"/>
               </w:rPr>
-              <w:t>13.3%</w:t>
+              <w:t>13.3% (4-yr vest, 1-yr cliff)</w:t>
             </w:r>
           </w:p>
         </w:tc>
@@ -1092,7 +1208,7 @@
         </w:tc>
         <w:tc>
           <w:tcPr>
-            <w:tcW w:type="dxa" w:w="3744"/>
+            <w:tcW w:type="dxa" w:w="2880"/>
           </w:tcPr>
           <w:p>
             <w:r/>
@@ -1122,7 +1238,7 @@
         </w:tc>
         <w:tc>
           <w:tcPr>
-            <w:tcW w:type="dxa" w:w="1440"/>
+            <w:tcW w:type="dxa" w:w="2304"/>
           </w:tcPr>
           <w:p>
             <w:r/>
@@ -1130,7 +1246,7 @@
               <w:rPr>
                 <w:sz w:val="19"/>
               </w:rPr>
-              <w:t>13.3%</w:t>
+              <w:t>13.3% (4-yr vest, 1-yr cliff)</w:t>
             </w:r>
           </w:p>
         </w:tc>
@@ -1150,7 +1266,7 @@
         </w:tc>
         <w:tc>
           <w:tcPr>
-            <w:tcW w:type="dxa" w:w="3744"/>
+            <w:tcW w:type="dxa" w:w="2880"/>
           </w:tcPr>
           <w:p>
             <w:r/>
@@ -1180,7 +1296,7 @@
         </w:tc>
         <w:tc>
           <w:tcPr>
-            <w:tcW w:type="dxa" w:w="1440"/>
+            <w:tcW w:type="dxa" w:w="2304"/>
           </w:tcPr>
           <w:p>
             <w:r/>
@@ -1188,7 +1304,7 @@
               <w:rPr>
                 <w:sz w:val="19"/>
               </w:rPr>
-              <w:t>13.3%</w:t>
+              <w:t>13.3% (4-yr vest, 1-yr cliff)</w:t>
             </w:r>
           </w:p>
         </w:tc>
@@ -1208,7 +1324,7 @@
         </w:tc>
         <w:tc>
           <w:tcPr>
-            <w:tcW w:type="dxa" w:w="3744"/>
+            <w:tcW w:type="dxa" w:w="2880"/>
           </w:tcPr>
           <w:p>
             <w:r/>
@@ -1229,7 +1345,7 @@
           <w:i/>
           <w:sz w:val="18"/>
         </w:rPr>
-        <w:t>All equity owners are disclosed regardless of percentage, and all are U.S. citizens or lawful permanent residents (to be verified by the lender per SOP 50 10 8).</w:t>
+        <w:t>All equity owners are disclosed regardless of percentage, and all are U.S. citizens or lawful permanent residents (to be verified by the lender per SOP 50 10 8). The controlling owner (Geoff Schackmann, via Adeline &amp; Lilah, LLC) provides the personal guaranty. His spouse, Mary Elizabeth Burcham, signs a spouse acknowledgement/consent rather than a co-guaranty, as her independent indirect interest is under 20% and she holds no management role.</w:t>
       </w:r>
     </w:p>
     <w:p>

--- a/sba_application/02_use_of_funds/Equity_Injection_and_SBA_Structure_MEMO.docx
+++ b/sba_application/02_use_of_funds/Equity_Injection_and_SBA_Structure_MEMO.docx
@@ -166,7 +166,7 @@
               <w:rPr>
                 <w:sz w:val="19"/>
               </w:rPr>
-              <w:t>47.6%</w:t>
+              <w:t>66.7%</w:t>
             </w:r>
           </w:p>
         </w:tc>
@@ -180,7 +180,7 @@
               <w:rPr>
                 <w:sz w:val="19"/>
               </w:rPr>
-              <w:t>Senior debt</w:t>
+              <w:t>Senior debt (only debt the business carries)</w:t>
             </w:r>
           </w:p>
         </w:tc>
@@ -224,7 +224,7 @@
               <w:rPr>
                 <w:sz w:val="19"/>
               </w:rPr>
-              <w:t>23.8%</w:t>
+              <w:t>33.3%</w:t>
             </w:r>
           </w:p>
         </w:tc>
@@ -254,64 +254,6 @@
               <w:rPr>
                 <w:sz w:val="19"/>
               </w:rPr>
-              <w:t>Seller note (Hickory CHOW, 36 mo, 6%)</w:t>
-            </w:r>
-          </w:p>
-        </w:tc>
-        <w:tc>
-          <w:tcPr>
-            <w:tcW w:type="dxa" w:w="1584"/>
-          </w:tcPr>
-          <w:p>
-            <w:r/>
-            <w:r>
-              <w:rPr>
-                <w:sz w:val="19"/>
-              </w:rPr>
-              <w:t>$300,000</w:t>
-            </w:r>
-          </w:p>
-        </w:tc>
-        <w:tc>
-          <w:tcPr>
-            <w:tcW w:type="dxa" w:w="1584"/>
-          </w:tcPr>
-          <w:p>
-            <w:r/>
-            <w:r>
-              <w:rPr>
-                <w:sz w:val="19"/>
-              </w:rPr>
-              <w:t>28.6%</w:t>
-            </w:r>
-          </w:p>
-        </w:tc>
-        <w:tc>
-          <w:tcPr>
-            <w:tcW w:type="dxa" w:w="2592"/>
-          </w:tcPr>
-          <w:p>
-            <w:r/>
-            <w:r>
-              <w:rPr>
-                <w:sz w:val="19"/>
-              </w:rPr>
-              <w:t>Acquisition debt (not on standby; not equity)</w:t>
-            </w:r>
-          </w:p>
-        </w:tc>
-      </w:tr>
-      <w:tr>
-        <w:tc>
-          <w:tcPr>
-            <w:tcW w:type="dxa" w:w="4608"/>
-          </w:tcPr>
-          <w:p>
-            <w:r/>
-            <w:r>
-              <w:rPr>
-                <w:sz w:val="19"/>
-              </w:rPr>
               <w:t>Total project cost</w:t>
             </w:r>
           </w:p>
@@ -326,7 +268,7 @@
               <w:rPr>
                 <w:sz w:val="19"/>
               </w:rPr>
-              <w:t>$1,050,000</w:t>
+              <w:t>$750,000</w:t>
             </w:r>
           </w:p>
         </w:tc>
@@ -354,6 +296,7 @@
               <w:rPr>
                 <w:sz w:val="19"/>
               </w:rPr>
+              <w:t>Seller paid in full at close (no retained note)</w:t>
             </w:r>
           </w:p>
         </w:tc>
@@ -366,7 +309,7 @@
           <w:color w:val="1F3864"/>
           <w:sz w:val="23"/>
         </w:rPr>
-        <w:t>1. The 10% minimum injection is met more than twice over</w:t>
+        <w:t>1. The injection is more than triple the 10% minimum</w:t>
       </w:r>
     </w:p>
     <w:p>
@@ -376,7 +319,7 @@
           <w:i w:val="0"/>
           <w:sz w:val="21"/>
         </w:rPr>
-        <w:t>SOP 50 10 8 requires a minimum equity injection of at least 10% of total project cost for a complete change of ownership - here, $105,000. The transaction injects $250,000 of cash equity (23.8% of project cost), comfortably above the floor. The injection is non-borrowed cash, verified by the investor's bank / brokerage statements and the capital-contribution wire into the company's account, with funds seasoned in the contributor's account (lender to retain 30+ days of statements per the SOP verification standard).</w:t>
+        <w:t>SOP 50 10 8 requires a minimum equity injection of at least 10% of total project cost for a startup / complete change of ownership - here, $75,000. The transaction injects $250,000 of cash equity (33.3% of project cost), comfortably above the floor and above the ~30% down typically warranted for a startup. The injection is non-borrowed cash, verified by the investor's bank / brokerage statements and the capital-contribution wire into the company's account, with funds seasoned in the contributor's account (lender to retain 30+ days of statements per the SOP verification standard).</w:t>
       </w:r>
     </w:p>
     <w:p>
@@ -803,7 +746,7 @@
           <w:color w:val="1F3864"/>
           <w:sz w:val="23"/>
         </w:rPr>
-        <w:t>2. The seller note does not need to - and does not - count as equity</w:t>
+        <w:t>2. Seller paid in full at close - no retained note</w:t>
       </w:r>
     </w:p>
     <w:p>
@@ -813,7 +756,7 @@
           <w:i w:val="0"/>
           <w:sz w:val="21"/>
         </w:rPr>
-        <w:t>Under SOP 50 10 8, seller debt counts toward the injection only if it is on full standby (no principal or interest) for the life of the SBA loan, and even then for no more than 50% of the required injection. The $300,000 Hickory seller note is amortizing (36 months at 6%) and is therefore treated as acquisition debt serviced within combined debt service - not as part of the equity injection. Because the cash injection alone clears the 10% requirement by a wide margin, no standby of the seller note is required.</w:t>
+        <w:t>The $300,000 acquisition price is paid in full at close from SBA proceeds and the equity injection. There is no retained seller note, so the SBA loan is the only debt the business carries and Year-1 debt service is the SBA loan alone (~$84,357/yr). This produces strong coverage from Year 1 (DSCR ~3.59x) rather than the compressed coverage of a dual-debt (SBA + seller note) structure.</w:t>
       </w:r>
     </w:p>
     <w:p>

--- a/sba_application/02_use_of_funds/Equity_Injection_and_SBA_Structure_MEMO.docx
+++ b/sba_application/02_use_of_funds/Equity_Injection_and_SBA_Structure_MEMO.docx
@@ -152,7 +152,7 @@
               <w:rPr>
                 <w:sz w:val="19"/>
               </w:rPr>
-              <w:t>$500,000</w:t>
+              <w:t>$555,000</w:t>
             </w:r>
           </w:p>
         </w:tc>
@@ -166,7 +166,7 @@
               <w:rPr>
                 <w:sz w:val="19"/>
               </w:rPr>
-              <w:t>66.7%</w:t>
+              <w:t>74.0%</w:t>
             </w:r>
           </w:p>
         </w:tc>
@@ -196,7 +196,7 @@
               <w:rPr>
                 <w:sz w:val="19"/>
               </w:rPr>
-              <w:t>Equity injection - cash (James Bullard, 19.9% member)</w:t>
+              <w:t>Equity injection - cash (James Bullard, 19.5% member)</w:t>
             </w:r>
           </w:p>
         </w:tc>
@@ -210,7 +210,7 @@
               <w:rPr>
                 <w:sz w:val="19"/>
               </w:rPr>
-              <w:t>$250,000</w:t>
+              <w:t>$195,000</w:t>
             </w:r>
           </w:p>
         </w:tc>
@@ -224,7 +224,7 @@
               <w:rPr>
                 <w:sz w:val="19"/>
               </w:rPr>
-              <w:t>33.3%</w:t>
+              <w:t>26.0%</w:t>
             </w:r>
           </w:p>
         </w:tc>
@@ -309,7 +309,7 @@
           <w:color w:val="1F3864"/>
           <w:sz w:val="23"/>
         </w:rPr>
-        <w:t>1. The injection is more than triple the 10% minimum</w:t>
+        <w:t>1. The injection is 2.6x the 10% minimum</w:t>
       </w:r>
     </w:p>
     <w:p>
@@ -319,7 +319,7 @@
           <w:i w:val="0"/>
           <w:sz w:val="21"/>
         </w:rPr>
-        <w:t>SOP 50 10 8 requires a minimum equity injection of at least 10% of total project cost for a startup / complete change of ownership - here, $75,000. The transaction injects $250,000 of cash equity (33.3% of project cost), comfortably above the floor and above the ~30% down typically warranted for a startup. The injection is non-borrowed cash, verified by the investor's bank / brokerage statements and the capital-contribution wire into the company's account, with funds seasoned in the contributor's account (lender to retain 30+ days of statements per the SOP verification standard).</w:t>
+        <w:t>SOP 50 10 8 requires a minimum equity injection of at least 10% of total project cost for a startup / complete change of ownership - here, $75,000. The transaction injects $195,000 of cash equity (26.0% of project cost), comfortably above the 10% floor, though below the ~30% down some startup a startup. The injection is non-borrowed cash, verified by the investor's bank / brokerage statements and the capital-contribution wire into the company's account, with funds seasoned in the contributor's account (lender to retain 30+ days of statements per the SOP verification standard).</w:t>
       </w:r>
     </w:p>
     <w:p>
@@ -444,7 +444,7 @@
               <w:rPr>
                 <w:sz w:val="19"/>
               </w:rPr>
-              <w:t>1 of 3</w:t>
+              <w:t>1 of 2</w:t>
             </w:r>
           </w:p>
         </w:tc>
@@ -516,7 +516,7 @@
               <w:rPr>
                 <w:sz w:val="19"/>
               </w:rPr>
-              <w:t>2 of 3</w:t>
+              <w:t>2 of 2</w:t>
             </w:r>
           </w:p>
         </w:tc>
@@ -530,7 +530,7 @@
               <w:rPr>
                 <w:sz w:val="19"/>
               </w:rPr>
-              <w:t>June 2026</w:t>
+              <w:t>By July 31, 2026</w:t>
             </w:r>
           </w:p>
         </w:tc>
@@ -544,79 +544,7 @@
               <w:rPr>
                 <w:sz w:val="19"/>
               </w:rPr>
-              <w:t>(scheduled)</w:t>
-            </w:r>
-          </w:p>
-        </w:tc>
-        <w:tc>
-          <w:tcPr>
-            <w:tcW w:type="dxa" w:w="2880"/>
-          </w:tcPr>
-          <w:p>
-            <w:r/>
-            <w:r>
-              <w:rPr>
-                <w:sz w:val="19"/>
-              </w:rPr>
-              <w:t>Wire from James Bullard</w:t>
-            </w:r>
-          </w:p>
-        </w:tc>
-        <w:tc>
-          <w:tcPr>
-            <w:tcW w:type="dxa" w:w="2304"/>
-          </w:tcPr>
-          <w:p>
-            <w:r/>
-            <w:r>
-              <w:rPr>
-                <w:sz w:val="19"/>
-              </w:rPr>
-              <w:t>Committed</w:t>
-            </w:r>
-          </w:p>
-        </w:tc>
-      </w:tr>
-      <w:tr>
-        <w:tc>
-          <w:tcPr>
-            <w:tcW w:type="dxa" w:w="1152"/>
-          </w:tcPr>
-          <w:p>
-            <w:r/>
-            <w:r>
-              <w:rPr>
-                <w:sz w:val="19"/>
-              </w:rPr>
-              <w:t>3 of 3</w:t>
-            </w:r>
-          </w:p>
-        </w:tc>
-        <w:tc>
-          <w:tcPr>
-            <w:tcW w:type="dxa" w:w="1728"/>
-          </w:tcPr>
-          <w:p>
-            <w:r/>
-            <w:r>
-              <w:rPr>
-                <w:sz w:val="19"/>
-              </w:rPr>
-              <w:t>July 2026</w:t>
-            </w:r>
-          </w:p>
-        </w:tc>
-        <w:tc>
-          <w:tcPr>
-            <w:tcW w:type="dxa" w:w="1728"/>
-          </w:tcPr>
-          <w:p>
-            <w:r/>
-            <w:r>
-              <w:rPr>
-                <w:sz w:val="19"/>
-              </w:rPr>
-              <w:t>(scheduled)</w:t>
+              <w:t>$95,000</w:t>
             </w:r>
           </w:p>
         </w:tc>
@@ -687,7 +615,7 @@
               <w:rPr>
                 <w:sz w:val="19"/>
               </w:rPr>
-              <w:t>$250,000</w:t>
+              <w:t>$195,000</w:t>
             </w:r>
           </w:p>
         </w:tc>
@@ -736,7 +664,7 @@
           <w:i/>
           <w:sz w:val="19"/>
         </w:rPr>
-        <w:t>Closing timing: SBA closing and disbursement are scheduled to occur AFTER the July 2026 equity tranche lands, so the full $250,000 will be on deposit at the time of SBA loan disbursement, in compliance with SOP 50 10 8. No disbursement holdback is required, and no acceleration of tranches 2 and 3 is sought.</w:t>
+        <w:t>Closing timing: SBA closing and disbursement are scheduled to occur AFTER the July 2026 equity tranche lands, so the full $195,000 will be on deposit at the time of SBA loan disbursement, in compliance with SOP 50 10 8. No disbursement holdback is required, and no acceleration of tranches 2 and 3 is sought.</w:t>
       </w:r>
     </w:p>
     <w:p>
@@ -756,7 +684,7 @@
           <w:i w:val="0"/>
           <w:sz w:val="21"/>
         </w:rPr>
-        <w:t>The $300,000 acquisition price is paid in full at close from SBA proceeds and the equity injection. There is no retained seller note, so the SBA loan is the only debt the business carries and Year-1 debt service is the SBA loan alone (~$84,357/yr). This produces strong coverage from Year 1 (DSCR ~3.59x) rather than the compressed coverage of a dual-debt (SBA + seller note) structure.</w:t>
+        <w:t>The $300,000 acquisition price is paid in full at close from SBA proceeds and the equity injection. There is no retained seller note, so the SBA loan is the only debt the business carries and Year-1 debt service is the SBA loan alone (~$93,637/yr). This produces strong coverage from Year 1 (DSCR ~3.23x) rather than the compressed coverage of a dual-debt (SBA + seller note) structure.</w:t>
       </w:r>
     </w:p>
     <w:p>
@@ -776,7 +704,7 @@
           <w:i w:val="0"/>
           <w:sz w:val="21"/>
         </w:rPr>
-        <w:t>The $250,000 is contributed by James Bullard as a capital contribution in exchange for a direct, fully funded 19.9% membership interest. In a complete change of ownership, SOP 50 10 8 does not require a personal guaranty or Personal Financial Statement from an equity holder of less than 20%. Mr. Bullard's interest is held below that threshold, so his cash qualifies as equity injection while he remains a non-guarantor.</w:t>
+        <w:t>The $195,000 is contributed by James Bullard as a capital contribution in exchange for a direct, fully funded 19.5% membership interest. In a complete change of ownership, SOP 50 10 8 does not require a personal guaranty or Personal Financial Statement from an equity holder of less than 20%. Mr. Bullard's interest is held below that threshold, so his cash qualifies as equity injection while he remains a non-guarantor.</w:t>
       </w:r>
     </w:p>
     <w:p>
@@ -1073,7 +1001,7 @@
               <w:rPr>
                 <w:sz w:val="19"/>
               </w:rPr>
-              <w:t>19.9%</w:t>
+              <w:t>19.5%</w:t>
             </w:r>
           </w:p>
         </w:tc>

--- a/sba_application/02_use_of_funds/Equity_Injection_and_SBA_Structure_MEMO.docx
+++ b/sba_application/02_use_of_funds/Equity_Injection_and_SBA_Structure_MEMO.docx
@@ -1059,7 +1059,7 @@
               <w:rPr>
                 <w:sz w:val="19"/>
               </w:rPr>
-              <w:t>13.3% (4-yr vest, 1-yr cliff)</w:t>
+              <w:t>13.3% (4.9% vested base; earn-up to 13.3%)</w:t>
             </w:r>
           </w:p>
         </w:tc>
@@ -1117,7 +1117,7 @@
               <w:rPr>
                 <w:sz w:val="19"/>
               </w:rPr>
-              <w:t>13.3% (4-yr vest, 1-yr cliff)</w:t>
+              <w:t>13.3% (4.9% vested base; earn-up to 13.3%)</w:t>
             </w:r>
           </w:p>
         </w:tc>
@@ -1175,7 +1175,7 @@
               <w:rPr>
                 <w:sz w:val="19"/>
               </w:rPr>
-              <w:t>13.3% (4-yr vest, 1-yr cliff)</w:t>
+              <w:t>13.3% (4.9% vested base; earn-up to 13.3%)</w:t>
             </w:r>
           </w:p>
         </w:tc>

--- a/sba_application/02_use_of_funds/Equity_Injection_and_SBA_Structure_MEMO.docx
+++ b/sba_application/02_use_of_funds/Equity_Injection_and_SBA_Structure_MEMO.docx
@@ -1059,7 +1059,7 @@
               <w:rPr>
                 <w:sz w:val="19"/>
               </w:rPr>
-              <w:t>13.3% (4.9% vested base; earn-up to 13.3%)</w:t>
+              <w:t>13.3% (fully forfeitable; 4-yr vest, 1-yr cliff)</w:t>
             </w:r>
           </w:p>
         </w:tc>
@@ -1117,7 +1117,7 @@
               <w:rPr>
                 <w:sz w:val="19"/>
               </w:rPr>
-              <w:t>13.3% (4.9% vested base; earn-up to 13.3%)</w:t>
+              <w:t>13.3% (fully forfeitable; 4-yr vest, 1-yr cliff)</w:t>
             </w:r>
           </w:p>
         </w:tc>
@@ -1175,7 +1175,7 @@
               <w:rPr>
                 <w:sz w:val="19"/>
               </w:rPr>
-              <w:t>13.3% (4.9% vested base; earn-up to 13.3%)</w:t>
+              <w:t>13.3% (fully forfeitable; 4-yr vest, 1-yr cliff)</w:t>
             </w:r>
           </w:p>
         </w:tc>

--- a/sba_application/02_use_of_funds/Equity_Injection_and_SBA_Structure_MEMO.docx
+++ b/sba_application/02_use_of_funds/Equity_Injection_and_SBA_Structure_MEMO.docx
@@ -20,7 +20,7 @@
           <w:color w:val="606060"/>
           <w:sz w:val="18"/>
         </w:rPr>
-        <w:t>SBA 7(a) Application - Tyler Hospice Hold LLC (dba Azalea Hospice &amp; Palliative Care)</w:t>
+        <w:t>SBA 7(a) Application - Tyler Hospice Hold, LLC (dba Azalea Hospice &amp; Palliative Care)</w:t>
       </w:r>
     </w:p>
     <w:p>
@@ -1236,7 +1236,7 @@
           <w:color w:val="606060"/>
           <w:sz w:val="16"/>
         </w:rPr>
-        <w:t>Prepared for the SBA 7(a) loan application of Tyler Hospice Hold LLC (dba Azalea Hospice &amp; Palliative Care). Confidential.</w:t>
+        <w:t>Prepared for the SBA 7(a) loan application of Tyler Hospice Hold, LLC (dba Azalea Hospice &amp; Palliative Care). Confidential.</w:t>
       </w:r>
     </w:p>
     <w:sectPr>

--- a/sba_application/02_use_of_funds/Equity_Injection_and_SBA_Structure_MEMO.docx
+++ b/sba_application/02_use_of_funds/Equity_Injection_and_SBA_Structure_MEMO.docx
@@ -138,7 +138,7 @@
               <w:rPr>
                 <w:sz w:val="19"/>
               </w:rPr>
-              <w:t>SBA 7(a) loan</w:t>
+              <w:t>SBA 7(a) loan (startup + working capital)</w:t>
             </w:r>
           </w:p>
         </w:tc>
@@ -152,7 +152,7 @@
               <w:rPr>
                 <w:sz w:val="19"/>
               </w:rPr>
-              <w:t>$555,000</w:t>
+              <w:t>$450,000</w:t>
             </w:r>
           </w:p>
         </w:tc>
@@ -166,7 +166,7 @@
               <w:rPr>
                 <w:sz w:val="19"/>
               </w:rPr>
-              <w:t>74.0%</w:t>
+              <w:t>47.6%</w:t>
             </w:r>
           </w:p>
         </w:tc>
@@ -180,7 +180,65 @@
               <w:rPr>
                 <w:sz w:val="19"/>
               </w:rPr>
-              <w:t>Senior debt (only debt the business carries)</w:t>
+              <w:t>Senior debt; 15-yr term, ~10.5%</w:t>
+            </w:r>
+          </w:p>
+        </w:tc>
+      </w:tr>
+      <w:tr>
+        <w:tc>
+          <w:tcPr>
+            <w:tcW w:type="dxa" w:w="4608"/>
+          </w:tcPr>
+          <w:p>
+            <w:r/>
+            <w:r>
+              <w:rPr>
+                <w:sz w:val="19"/>
+              </w:rPr>
+              <w:t>Bank acquisition term loan (Hickory purchase)</w:t>
+            </w:r>
+          </w:p>
+        </w:tc>
+        <w:tc>
+          <w:tcPr>
+            <w:tcW w:type="dxa" w:w="1584"/>
+          </w:tcPr>
+          <w:p>
+            <w:r/>
+            <w:r>
+              <w:rPr>
+                <w:sz w:val="19"/>
+              </w:rPr>
+              <w:t>$300,000</w:t>
+            </w:r>
+          </w:p>
+        </w:tc>
+        <w:tc>
+          <w:tcPr>
+            <w:tcW w:type="dxa" w:w="1584"/>
+          </w:tcPr>
+          <w:p>
+            <w:r/>
+            <w:r>
+              <w:rPr>
+                <w:sz w:val="19"/>
+              </w:rPr>
+              <w:t>31.7%</w:t>
+            </w:r>
+          </w:p>
+        </w:tc>
+        <w:tc>
+          <w:tcPr>
+            <w:tcW w:type="dxa" w:w="2592"/>
+          </w:tcPr>
+          <w:p>
+            <w:r/>
+            <w:r>
+              <w:rPr>
+                <w:sz w:val="19"/>
+              </w:rPr>
+              <w:t>6%, 3-yr amort.; J. Bullard PG; subordinate to SBA</w:t>
             </w:r>
           </w:p>
         </w:tc>
@@ -224,7 +282,7 @@
               <w:rPr>
                 <w:sz w:val="19"/>
               </w:rPr>
-              <w:t>26.0%</w:t>
+              <w:t>20.6%</w:t>
             </w:r>
           </w:p>
         </w:tc>
@@ -238,7 +296,7 @@
               <w:rPr>
                 <w:sz w:val="19"/>
               </w:rPr>
-              <w:t>Qualifying equity injection</w:t>
+              <w:t>$180,000 SBA equity injection + $15,000 working capital</w:t>
             </w:r>
           </w:p>
         </w:tc>
@@ -268,7 +326,7 @@
               <w:rPr>
                 <w:sz w:val="19"/>
               </w:rPr>
-              <w:t>$750,000</w:t>
+              <w:t>$945,000</w:t>
             </w:r>
           </w:p>
         </w:tc>
@@ -296,7 +354,7 @@
               <w:rPr>
                 <w:sz w:val="19"/>
               </w:rPr>
-              <w:t>Seller paid in full at close (no retained note)</w:t>
+              <w:t>Dual-debt (SBA + subordinate bank loan)</w:t>
             </w:r>
           </w:p>
         </w:tc>
@@ -309,7 +367,7 @@
           <w:color w:val="1F3864"/>
           <w:sz w:val="23"/>
         </w:rPr>
-        <w:t>1. The injection is 2.6x the 10% minimum</w:t>
+        <w:t>1. The injection clears the 10% minimum</w:t>
       </w:r>
     </w:p>
     <w:p>
@@ -319,7 +377,7 @@
           <w:i w:val="0"/>
           <w:sz w:val="21"/>
         </w:rPr>
-        <w:t>SOP 50 10 8 requires a minimum equity injection of at least 10% of total project cost for a startup / complete change of ownership - here, $75,000. The transaction injects $195,000 of cash equity (26.0% of project cost), comfortably above the 10% floor, though below the ~30% down some startup a startup. The injection is non-borrowed cash, verified by the investor's bank / brokerage statements and the capital-contribution wire into the company's account, with funds seasoned in the contributor's account (lender to retain 30+ days of statements per the SOP verification standard).</w:t>
+        <w:t>SOP 50 10 8 requires a minimum equity injection of at least 10% of total project cost for a startup / complete change of ownership. The transaction injects $195,000 of cash equity (20.6% of the $945,000 project), of which $180,000 is designated as the SBA equity injection and $15,000 is additional working capital - comfortably above the 10% floor. The injection is non-borrowed cash, verified by the investor's bank / brokerage statements and the capital-contribution wire into the company's account, with funds seasoned in the contributor's account (lender to retain 30+ days of statements per the SOP verification standard).</w:t>
       </w:r>
     </w:p>
     <w:p>
@@ -674,7 +732,7 @@
           <w:color w:val="1F3864"/>
           <w:sz w:val="23"/>
         </w:rPr>
-        <w:t>2. Seller paid in full at close - no retained note</w:t>
+        <w:t>2. Acquisition financed by a subordinate bank loan (piggyback financing)</w:t>
       </w:r>
     </w:p>
     <w:p>
@@ -684,7 +742,7 @@
           <w:i w:val="0"/>
           <w:sz w:val="21"/>
         </w:rPr>
-        <w:t>The $300,000 acquisition price is paid in full at close from SBA proceeds and the equity injection. There is no retained seller note, so the SBA loan is the only debt the business carries and Year-1 debt service is the SBA loan alone (~$93,637/yr). This produces strong coverage from Year 1 (DSCR ~3.23x) rather than the compressed coverage of a dual-debt (SBA + seller note) structure.</w:t>
+        <w:t>The $300,000 Hickory acquisition is financed by a separate 3-year bank acquisition term loan (6%) from a bank the investor uses, personally guaranteed by James Bullard and subordinate to the SBA 7(a) loan. An intercreditor / subordination agreement and SBA-lender approval are required for this piggyback structure. Combined debt service in Years 1-3 is ~$169,211/yr (SBA $59,692 + bank $109,519), covered at 1.79x in Year 1 and rising to 4.02x and 5.95x (global 3.92x) as census ramps. After Year 3 the bank loan is fully amortized and only the SBA loan remains (~$59,692/yr).</w:t>
       </w:r>
     </w:p>
     <w:p>
@@ -694,7 +752,7 @@
           <w:color w:val="1F3864"/>
           <w:sz w:val="23"/>
         </w:rPr>
-        <w:t>3. The investor's equity qualifies without a personal guaranty</w:t>
+        <w:t>3. The investor's equity qualifies without an SBA personal guaranty</w:t>
       </w:r>
     </w:p>
     <w:p>
@@ -725,6 +783,16 @@
           <w:sz w:val="23"/>
         </w:rPr>
         <w:t>4. Guaranty and disclosure summary</w:t>
+      </w:r>
+    </w:p>
+    <w:p>
+      <w:r>
+        <w:rPr>
+          <w:b w:val="0"/>
+          <w:i/>
+          <w:sz w:val="19"/>
+        </w:rPr>
+        <w:t>SBA 7(a) loan guarantors: Geoff Schackmann (personal guaranty, controlling Manager); Adeline &amp; Lilah, LLC (entity guaranty, 39.9% owner of the borrower); and Hickory Hospice LLC (corporate guaranty plus a lien on its assets and receivables, as the operating subsidiary). Bullard does NOT guarantee the SBA loan; he guarantees only the separate bank acquisition loan.</w:t>
       </w:r>
     </w:p>
     <w:tbl>
@@ -797,7 +865,7 @@
                 <w:b/>
                 <w:sz w:val="19"/>
               </w:rPr>
-              <w:t>Personal guaranty / PFS / Form 912</w:t>
+              <w:t>Guaranty / PFS / Form 912</w:t>
             </w:r>
           </w:p>
         </w:tc>
@@ -855,7 +923,7 @@
               <w:rPr>
                 <w:sz w:val="19"/>
               </w:rPr>
-              <w:t>Entity disclosed</w:t>
+              <w:t>Entity guaranty of the SBA loan</w:t>
             </w:r>
           </w:p>
         </w:tc>
@@ -913,7 +981,7 @@
               <w:rPr>
                 <w:sz w:val="19"/>
               </w:rPr>
-              <w:t>Required - provided as the sole 20%+ controlling owner</w:t>
+              <w:t>Personal guaranty of the SBA loan - sole 20%+ controlling owner</w:t>
             </w:r>
           </w:p>
         </w:tc>
@@ -987,6 +1055,64 @@
               <w:rPr>
                 <w:sz w:val="19"/>
               </w:rPr>
+              <w:t>Hickory Hospice LLC (operating subsidiary)</w:t>
+            </w:r>
+          </w:p>
+        </w:tc>
+        <w:tc>
+          <w:tcPr>
+            <w:tcW w:type="dxa" w:w="2304"/>
+          </w:tcPr>
+          <w:p>
+            <w:r/>
+            <w:r>
+              <w:rPr>
+                <w:sz w:val="19"/>
+              </w:rPr>
+              <w:t>100% owned by borrower</w:t>
+            </w:r>
+          </w:p>
+        </w:tc>
+        <w:tc>
+          <w:tcPr>
+            <w:tcW w:type="dxa" w:w="1152"/>
+          </w:tcPr>
+          <w:p>
+            <w:r/>
+            <w:r>
+              <w:rPr>
+                <w:sz w:val="19"/>
+              </w:rPr>
+              <w:t>n/a</w:t>
+            </w:r>
+          </w:p>
+        </w:tc>
+        <w:tc>
+          <w:tcPr>
+            <w:tcW w:type="dxa" w:w="2880"/>
+          </w:tcPr>
+          <w:p>
+            <w:r/>
+            <w:r>
+              <w:rPr>
+                <w:sz w:val="19"/>
+              </w:rPr>
+              <w:t>Corporate guaranty + lien on assets / receivables</w:t>
+            </w:r>
+          </w:p>
+        </w:tc>
+      </w:tr>
+      <w:tr>
+        <w:tc>
+          <w:tcPr>
+            <w:tcW w:type="dxa" w:w="4032"/>
+          </w:tcPr>
+          <w:p>
+            <w:r/>
+            <w:r>
+              <w:rPr>
+                <w:sz w:val="19"/>
+              </w:rPr>
               <w:t>James Bullard (passive investor, direct)</w:t>
             </w:r>
           </w:p>
@@ -1029,7 +1155,7 @@
               <w:rPr>
                 <w:sz w:val="19"/>
               </w:rPr>
-              <w:t>Not required (source-of-funds verification only)</w:t>
+              <w:t>No SBA guaranty (guarantees only the bank acquisition loan); source-of-funds verification only</w:t>
             </w:r>
           </w:p>
         </w:tc>

--- a/sba_application/02_use_of_funds/Equity_Injection_and_SBA_Structure_MEMO.docx
+++ b/sba_application/02_use_of_funds/Equity_Injection_and_SBA_Structure_MEMO.docx
@@ -772,7 +772,7 @@
           <w:i w:val="0"/>
           <w:sz w:val="21"/>
         </w:rPr>
-        <w:t>To preserve eligibility, the structure deliberately avoids the practice SBA flags as disqualifying - an investor taking less than 20% to dodge a guaranty while using a side agreement to control the business. Mr. Bullard is a passive investor: he holds no management authority, no voting control, and no side agreement, option, or convertible instrument that would give him control or push his interest to 20% or more. Control of the business rests entirely with the Managing Member, Adeline &amp; Lilah, LLC (Geoff Schackmann, 39.9%), who provides the unconditional personal guaranty as the sole 20%+ owner.</w:t>
+        <w:t>To preserve eligibility, the structure deliberately avoids the practice SBA flags as disqualifying - an investor taking less than 20% to dodge a guaranty while using a side agreement to control the business. Mr. Bullard is a passive investor: he holds no management authority, no voting control, and no side agreement, option, or convertible instrument that would give him control or push his interest to 20% or more. Control of the business rests entirely with the Manager, Geoff Schackmann (direct individual 39.9% owner), who provides the unconditional personal guaranty as the sole 20%+ owner.</w:t>
       </w:r>
     </w:p>
     <w:p>
@@ -792,7 +792,7 @@
           <w:i/>
           <w:sz w:val="19"/>
         </w:rPr>
-        <w:t>SBA 7(a) loan guarantors: Geoff Schackmann (personal guaranty, controlling Manager); Adeline &amp; Lilah, LLC (entity guaranty, 39.9% owner of the borrower); and Hickory Hospice LLC (corporate guaranty plus a lien on its assets and receivables, as the operating subsidiary). Bullard does NOT guarantee the SBA loan; he guarantees only the separate bank acquisition loan.</w:t>
+        <w:t>SBA 7(a) loan guarantors: Geoff Schackmann (personal guaranty, controlling Manager and sole 39.9% owner); and Hickory Hospice LLC (corporate guaranty plus a lien on its assets and receivables, as the operating subsidiary). Bullard does NOT guarantee the SBA loan; he guarantees only the separate bank acquisition loan.</w:t>
       </w:r>
     </w:p>
     <w:tbl>
@@ -881,7 +881,7 @@
               <w:rPr>
                 <w:sz w:val="19"/>
               </w:rPr>
-              <w:t>Adeline &amp; Lilah, LLC (entity holding 39.9%)</w:t>
+              <w:t>Geoff Schackmann (direct individual owner; Manager)</w:t>
             </w:r>
           </w:p>
         </w:tc>
@@ -923,7 +923,7 @@
               <w:rPr>
                 <w:sz w:val="19"/>
               </w:rPr>
-              <w:t>Entity guaranty of the SBA loan</w:t>
+              <w:t>Personal guaranty of the SBA loan - sole 20%+ owner</w:t>
             </w:r>
           </w:p>
         </w:tc>
@@ -939,7 +939,7 @@
               <w:rPr>
                 <w:sz w:val="19"/>
               </w:rPr>
-              <w:t xml:space="preserve">  - Geoff Schackmann (50% of A&amp;L; sole Manager)</w:t>
+              <w:t xml:space="preserve">  - Mary Elizabeth Burcham (spouse; AZ community property)</w:t>
             </w:r>
           </w:p>
         </w:tc>
@@ -953,7 +953,7 @@
               <w:rPr>
                 <w:sz w:val="19"/>
               </w:rPr>
-              <w:t>19.95% indirect; controls A&amp;L block</w:t>
+              <w:t>~19.95% community-property interest</w:t>
             </w:r>
           </w:p>
         </w:tc>
@@ -967,7 +967,7 @@
               <w:rPr>
                 <w:sz w:val="19"/>
               </w:rPr>
-              <w:t>Yes (by control)</w:t>
+              <w:t>No (under 20%; passive, no control)</w:t>
             </w:r>
           </w:p>
         </w:tc>
@@ -981,65 +981,7 @@
               <w:rPr>
                 <w:sz w:val="19"/>
               </w:rPr>
-              <w:t>Personal guaranty of the SBA loan - sole 20%+ controlling owner</w:t>
-            </w:r>
-          </w:p>
-        </w:tc>
-      </w:tr>
-      <w:tr>
-        <w:tc>
-          <w:tcPr>
-            <w:tcW w:type="dxa" w:w="4032"/>
-          </w:tcPr>
-          <w:p>
-            <w:r/>
-            <w:r>
-              <w:rPr>
-                <w:sz w:val="19"/>
-              </w:rPr>
-              <w:t xml:space="preserve">  - Mary Elizabeth Burcham (50% of A&amp;L; passive)</w:t>
-            </w:r>
-          </w:p>
-        </w:tc>
-        <w:tc>
-          <w:tcPr>
-            <w:tcW w:type="dxa" w:w="2304"/>
-          </w:tcPr>
-          <w:p>
-            <w:r/>
-            <w:r>
-              <w:rPr>
-                <w:sz w:val="19"/>
-              </w:rPr>
-              <w:t>19.95% indirect</w:t>
-            </w:r>
-          </w:p>
-        </w:tc>
-        <w:tc>
-          <w:tcPr>
-            <w:tcW w:type="dxa" w:w="1152"/>
-          </w:tcPr>
-          <w:p>
-            <w:r/>
-            <w:r>
-              <w:rPr>
-                <w:sz w:val="19"/>
-              </w:rPr>
-              <w:t>No (under 20%; no control)</w:t>
-            </w:r>
-          </w:p>
-        </w:tc>
-        <w:tc>
-          <w:tcPr>
-            <w:tcW w:type="dxa" w:w="2880"/>
-          </w:tcPr>
-          <w:p>
-            <w:r/>
-            <w:r>
-              <w:rPr>
-                <w:sz w:val="19"/>
-              </w:rPr>
-              <w:t>Not required; signs spouse acknowledgement/consent at close</w:t>
+              <w:t>Not required; signs spousal/community-property consent at close</w:t>
             </w:r>
           </w:p>
         </w:tc>
@@ -1342,7 +1284,7 @@
           <w:i/>
           <w:sz w:val="18"/>
         </w:rPr>
-        <w:t>All equity owners are disclosed regardless of percentage, and all are U.S. citizens or lawful permanent residents (to be verified by the lender per SOP 50 10 8). The controlling owner (Geoff Schackmann, via Adeline &amp; Lilah, LLC) provides the personal guaranty. His spouse, Mary Elizabeth Burcham, signs a spouse acknowledgement/consent rather than a co-guaranty, as her independent indirect interest is under 20% and she holds no management role.</w:t>
+        <w:t>All equity owners are disclosed regardless of percentage, and all are U.S. citizens or lawful permanent residents (to be verified by the lender per SOP 50 10 8). The controlling owner (Geoff Schackmann, direct individual 39.9% owner) provides the personal guaranty. His spouse, Mary Elizabeth Burcham, signs a spousal / community-property consent rather than a co-guaranty, as her community-property interest is under 20% and she holds no management role.</w:t>
       </w:r>
     </w:p>
     <w:p>
